--- a/parity/fixtures/wc-bullets.docx
+++ b/parity/fixtures/wc-bullets.docx
@@ -10,10 +10,6 @@
         </w:numPr>
       </w:pPr>
       <w:r>
-        <w:rPr>
-          <w14:ligatures w14:val="standard"/>
-          <w14:cntxtAlts/>
-        </w:rPr>
         <w:t>Revenue</w:t>
       </w:r>
     </w:p>
@@ -340,9 +336,9 @@
     </w:lvl>
   </w:abstractNum>
   <w:abstractNum w:abstractNumId="3" w15:restartNumberingAfterBreak="0">
-    <w:nsid w:val="C6E13654"/>
+    <w:nsid w:val="EE0E535A"/>
     <w:multiLevelType w:val="hybridMultilevel"/>
-    <w:tmpl w:val="AB6EFBC0"/>
+    <w:tmpl w:val="9CAC74EA"/>
     <w:lvl w:ilvl="0" w:tplc="04090001">
       <w:start w:val="1"/>
       <w:numFmt w:val="bullet"/>

--- a/parity/fixtures/wc-bullets.docx
+++ b/parity/fixtures/wc-bullets.docx
@@ -4,9 +4,10 @@
   <w:body>
     <w:p>
       <w:pPr>
+        <w:pStyle w:val="ListParagraph"/>
         <w:numPr>
+          <w:ilvl w:val="0"/>
           <w:numId w:val="4"/>
-          <w:ilvl w:val="0"/>
         </w:numPr>
       </w:pPr>
       <w:r>
@@ -336,9 +337,9 @@
     </w:lvl>
   </w:abstractNum>
   <w:abstractNum w:abstractNumId="3" w15:restartNumberingAfterBreak="0">
-    <w:nsid w:val="EE0E535A"/>
+    <w:nsid w:val="49CAEF44"/>
     <w:multiLevelType w:val="hybridMultilevel"/>
-    <w:tmpl w:val="9CAC74EA"/>
+    <w:tmpl w:val="39C5705B"/>
     <w:lvl w:ilvl="0" w:tplc="04090001">
       <w:start w:val="1"/>
       <w:numFmt w:val="bullet"/>

--- a/parity/fixtures/wc-bullets.docx
+++ b/parity/fixtures/wc-bullets.docx
@@ -337,9 +337,9 @@
     </w:lvl>
   </w:abstractNum>
   <w:abstractNum w:abstractNumId="3" w15:restartNumberingAfterBreak="0">
-    <w:nsid w:val="49CAEF44"/>
+    <w:nsid w:val="6E7DAB27"/>
     <w:multiLevelType w:val="hybridMultilevel"/>
-    <w:tmpl w:val="39C5705B"/>
+    <w:tmpl w:val="D9A07841"/>
     <w:lvl w:ilvl="0" w:tplc="04090001">
       <w:start w:val="1"/>
       <w:numFmt w:val="bullet"/>
